--- a/docs/phase3/PHASE 3 WALKTHROUGH.docx
+++ b/docs/phase3/PHASE 3 WALKTHROUGH.docx
@@ -141,7 +141,7 @@
                     <pic:cNvPicPr/>
                   </pic:nvPicPr>
                   <pic:blipFill>
-                    <a:blip r:embed="rId5">
+                    <a:blip r:embed="rId7">
                       <a:extLst>
                         <a:ext uri="{28A0092B-C50C-407E-A947-70E740481C1C}">
                           <a14:useLocalDpi xmlns:a14="http://schemas.microsoft.com/office/drawing/2010/main" val="0"/>
@@ -837,7 +837,7 @@
         </w:rPr>
         <w:lastRenderedPageBreak/>
         <w:drawing>
-          <wp:inline distT="0" distB="0" distL="0" distR="0" wp14:anchorId="6DECD382" wp14:editId="14C4AE46">
+          <wp:inline distT="0" distB="0" distL="0" distR="0" wp14:anchorId="6DECD382" wp14:editId="5648A2EE">
             <wp:extent cx="6202680" cy="3399057"/>
             <wp:effectExtent l="0" t="0" r="7620" b="0"/>
             <wp:docPr id="246429725" name="Picture 2"/>
@@ -852,7 +852,7 @@
                     <pic:cNvPicPr/>
                   </pic:nvPicPr>
                   <pic:blipFill>
-                    <a:blip r:embed="rId6" cstate="print">
+                    <a:blip r:embed="rId8" cstate="print">
                       <a:extLst>
                         <a:ext uri="{28A0092B-C50C-407E-A947-70E740481C1C}">
                           <a14:useLocalDpi xmlns:a14="http://schemas.microsoft.com/office/drawing/2010/main" val="0"/>
@@ -1416,7 +1416,7 @@
           <w:szCs w:val="28"/>
         </w:rPr>
         <w:drawing>
-          <wp:inline distT="0" distB="0" distL="0" distR="0" wp14:anchorId="2795F7D0" wp14:editId="44AF5109">
+          <wp:inline distT="0" distB="0" distL="0" distR="0" wp14:anchorId="2795F7D0" wp14:editId="46701E56">
             <wp:extent cx="5731510" cy="2980055"/>
             <wp:effectExtent l="0" t="0" r="2540" b="0"/>
             <wp:docPr id="690635998" name="Picture 3"/>
@@ -1431,7 +1431,7 @@
                     <pic:cNvPicPr/>
                   </pic:nvPicPr>
                   <pic:blipFill>
-                    <a:blip r:embed="rId7" cstate="print">
+                    <a:blip r:embed="rId9" cstate="print">
                       <a:extLst>
                         <a:ext uri="{28A0092B-C50C-407E-A947-70E740481C1C}">
                           <a14:useLocalDpi xmlns:a14="http://schemas.microsoft.com/office/drawing/2010/main" val="0"/>
@@ -2026,7 +2026,7 @@
                     <pic:cNvPicPr/>
                   </pic:nvPicPr>
                   <pic:blipFill>
-                    <a:blip r:embed="rId8">
+                    <a:blip r:embed="rId10">
                       <a:extLst>
                         <a:ext uri="{28A0092B-C50C-407E-A947-70E740481C1C}">
                           <a14:useLocalDpi xmlns:a14="http://schemas.microsoft.com/office/drawing/2010/main" val="0"/>
@@ -2361,7 +2361,7 @@
                     <pic:cNvPicPr/>
                   </pic:nvPicPr>
                   <pic:blipFill>
-                    <a:blip r:embed="rId9">
+                    <a:blip r:embed="rId11">
                       <a:extLst>
                         <a:ext uri="{28A0092B-C50C-407E-A947-70E740481C1C}">
                           <a14:useLocalDpi xmlns:a14="http://schemas.microsoft.com/office/drawing/2010/main" val="0"/>
@@ -2530,16 +2530,6 @@
           <w:szCs w:val="28"/>
         </w:rPr>
       </w:pPr>
-      <w:r>
-        <w:rPr>
-          <w:rFonts w:ascii="Times New Roman" w:hAnsi="Times New Roman" w:cs="Times New Roman"/>
-          <w:sz w:val="28"/>
-          <w:szCs w:val="28"/>
-        </w:rPr>
-        <w:pict w14:anchorId="6191C1DB">
-          <v:rect id="_x0000_i1124" style="width:0;height:1.5pt" o:hralign="center" o:hrstd="t" o:hr="t" fillcolor="#a0a0a0" stroked="f"/>
-        </w:pict>
-      </w:r>
     </w:p>
     <w:p>
       <w:pPr>
@@ -2630,16 +2620,6 @@
           <w:szCs w:val="28"/>
         </w:rPr>
       </w:pPr>
-      <w:r>
-        <w:rPr>
-          <w:rFonts w:ascii="Times New Roman" w:hAnsi="Times New Roman" w:cs="Times New Roman"/>
-          <w:sz w:val="28"/>
-          <w:szCs w:val="28"/>
-        </w:rPr>
-        <w:pict w14:anchorId="2FC6E83E">
-          <v:rect id="_x0000_i1125" style="width:0;height:1.5pt" o:hralign="center" o:hrstd="t" o:hr="t" fillcolor="#a0a0a0" stroked="f"/>
-        </w:pict>
-      </w:r>
     </w:p>
     <w:p>
       <w:pPr>
@@ -2731,16 +2711,6 @@
           <w:szCs w:val="28"/>
         </w:rPr>
       </w:pPr>
-      <w:r>
-        <w:rPr>
-          <w:rFonts w:ascii="Times New Roman" w:hAnsi="Times New Roman" w:cs="Times New Roman"/>
-          <w:sz w:val="28"/>
-          <w:szCs w:val="28"/>
-        </w:rPr>
-        <w:pict w14:anchorId="7CC86BC2">
-          <v:rect id="_x0000_i1126" style="width:0;height:1.5pt" o:hralign="center" o:hrstd="t" o:hr="t" fillcolor="#a0a0a0" stroked="f"/>
-        </w:pict>
-      </w:r>
     </w:p>
     <w:p>
       <w:pPr>
@@ -2831,16 +2801,6 @@
           <w:szCs w:val="28"/>
         </w:rPr>
       </w:pPr>
-      <w:r>
-        <w:rPr>
-          <w:rFonts w:ascii="Times New Roman" w:hAnsi="Times New Roman" w:cs="Times New Roman"/>
-          <w:sz w:val="28"/>
-          <w:szCs w:val="28"/>
-        </w:rPr>
-        <w:pict w14:anchorId="2FDAFE7E">
-          <v:rect id="_x0000_i1127" style="width:0;height:1.5pt" o:hralign="center" o:hrstd="t" o:hr="t" fillcolor="#a0a0a0" stroked="f"/>
-        </w:pict>
-      </w:r>
     </w:p>
     <w:p>
       <w:pPr>
@@ -2931,16 +2891,6 @@
           <w:szCs w:val="28"/>
         </w:rPr>
       </w:pPr>
-      <w:r>
-        <w:rPr>
-          <w:rFonts w:ascii="Times New Roman" w:hAnsi="Times New Roman" w:cs="Times New Roman"/>
-          <w:sz w:val="28"/>
-          <w:szCs w:val="28"/>
-        </w:rPr>
-        <w:pict w14:anchorId="7F61FBEA">
-          <v:rect id="_x0000_i1128" style="width:0;height:1.5pt" o:hralign="center" o:hrstd="t" o:hr="t" fillcolor="#a0a0a0" stroked="f"/>
-        </w:pict>
-      </w:r>
     </w:p>
     <w:p>
       <w:pPr>
@@ -3076,16 +3026,6 @@
           <w:szCs w:val="28"/>
         </w:rPr>
       </w:pPr>
-      <w:r>
-        <w:rPr>
-          <w:rFonts w:ascii="Times New Roman" w:hAnsi="Times New Roman" w:cs="Times New Roman"/>
-          <w:sz w:val="28"/>
-          <w:szCs w:val="28"/>
-        </w:rPr>
-        <w:pict w14:anchorId="6D0A3F89">
-          <v:rect id="_x0000_i1129" style="width:0;height:1.5pt" o:hralign="center" o:hrstd="t" o:hr="t" fillcolor="#a0a0a0" stroked="f"/>
-        </w:pict>
-      </w:r>
     </w:p>
     <w:p>
       <w:pPr>
@@ -3135,6 +3075,7 @@
       </w:pPr>
     </w:p>
     <w:sectPr>
+      <w:footerReference w:type="default" r:id="rId12"/>
       <w:pgSz w:w="11906" w:h="16838"/>
       <w:pgMar w:top="1440" w:right="1440" w:bottom="1440" w:left="1440" w:header="708" w:footer="708" w:gutter="0"/>
       <w:cols w:space="708"/>
@@ -3142,6 +3083,109 @@
     </w:sectPr>
   </w:body>
 </w:document>
+</file>
+
+<file path=word/endnotes.xml><?xml version="1.0" encoding="utf-8"?>
+<w:endnotes xmlns:wpc="http://schemas.microsoft.com/office/word/2010/wordprocessingCanvas" xmlns:cx="http://schemas.microsoft.com/office/drawing/2014/chartex" xmlns:cx1="http://schemas.microsoft.com/office/drawing/2015/9/8/chartex" xmlns:cx2="http://schemas.microsoft.com/office/drawing/2015/10/21/chartex" xmlns:cx3="http://schemas.microsoft.com/office/drawing/2016/5/9/chartex" xmlns:cx4="http://schemas.microsoft.com/office/drawing/2016/5/10/chartex" xmlns:cx5="http://schemas.microsoft.com/office/drawing/2016/5/11/chartex" xmlns:cx6="http://schemas.microsoft.com/office/drawing/2016/5/12/chartex" xmlns:cx7="http://schemas.microsoft.com/office/drawing/2016/5/13/chartex" xmlns:cx8="http://schemas.microsoft.com/office/drawing/2016/5/14/chartex" xmlns:mc="http://schemas.openxmlformats.org/markup-compatibility/2006" xmlns:aink="http://schemas.microsoft.com/office/drawing/2016/ink" xmlns:am3d="http://schemas.microsoft.com/office/drawing/2017/model3d" xmlns:o="urn:schemas-microsoft-com:office:office" xmlns:oel="http://schemas.microsoft.com/office/2019/extlst" xmlns:r="http://schemas.openxmlformats.org/officeDocument/2006/relationships" xmlns:m="http://schemas.openxmlformats.org/officeDocument/2006/math" xmlns:v="urn:schemas-microsoft-com:vml" xmlns:wp14="http://schemas.microsoft.com/office/word/2010/wordprocessingDrawing" xmlns:wp="http://schemas.openxmlformats.org/drawingml/2006/wordprocessingDrawing" xmlns:w10="urn:schemas-microsoft-com:office:word" xmlns:w="http://schemas.openxmlformats.org/wordprocessingml/2006/main" xmlns:w14="http://schemas.microsoft.com/office/word/2010/wordml" xmlns:w15="http://schemas.microsoft.com/office/word/2012/wordml" xmlns:w16cex="http://schemas.microsoft.com/office/word/2018/wordml/cex" xmlns:w16cid="http://schemas.microsoft.com/office/word/2016/wordml/cid" xmlns:w16="http://schemas.microsoft.com/office/word/2018/wordml" xmlns:w16du="http://schemas.microsoft.com/office/word/2023/wordml/word16du" xmlns:w16sdtdh="http://schemas.microsoft.com/office/word/2020/wordml/sdtdatahash" xmlns:w16sdtfl="http://schemas.microsoft.com/office/word/2024/wordml/sdtformatlock" xmlns:w16se="http://schemas.microsoft.com/office/word/2015/wordml/symex" xmlns:wpg="http://schemas.microsoft.com/office/word/2010/wordprocessingGroup" xmlns:wpi="http://schemas.microsoft.com/office/word/2010/wordprocessingInk" xmlns:wne="http://schemas.microsoft.com/office/word/2006/wordml" xmlns:wps="http://schemas.microsoft.com/office/word/2010/wordprocessingShape" mc:Ignorable="w14 w15 w16se w16cid w16 w16cex w16sdtdh w16sdtfl w16du wp14">
+  <w:endnote w:type="separator" w:id="-1">
+    <w:p>
+      <w:pPr>
+        <w:spacing w:after="0" w:line="240" w:lineRule="auto"/>
+      </w:pPr>
+      <w:r>
+        <w:separator/>
+      </w:r>
+    </w:p>
+  </w:endnote>
+  <w:endnote w:type="continuationSeparator" w:id="0">
+    <w:p>
+      <w:pPr>
+        <w:spacing w:after="0" w:line="240" w:lineRule="auto"/>
+      </w:pPr>
+      <w:r>
+        <w:continuationSeparator/>
+      </w:r>
+    </w:p>
+  </w:endnote>
+</w:endnotes>
+</file>
+
+<file path=word/footer1.xml><?xml version="1.0" encoding="utf-8"?>
+<w:ftr xmlns:wpc="http://schemas.microsoft.com/office/word/2010/wordprocessingCanvas" xmlns:cx="http://schemas.microsoft.com/office/drawing/2014/chartex" xmlns:cx1="http://schemas.microsoft.com/office/drawing/2015/9/8/chartex" xmlns:cx2="http://schemas.microsoft.com/office/drawing/2015/10/21/chartex" xmlns:cx3="http://schemas.microsoft.com/office/drawing/2016/5/9/chartex" xmlns:cx4="http://schemas.microsoft.com/office/drawing/2016/5/10/chartex" xmlns:cx5="http://schemas.microsoft.com/office/drawing/2016/5/11/chartex" xmlns:cx6="http://schemas.microsoft.com/office/drawing/2016/5/12/chartex" xmlns:cx7="http://schemas.microsoft.com/office/drawing/2016/5/13/chartex" xmlns:cx8="http://schemas.microsoft.com/office/drawing/2016/5/14/chartex" xmlns:mc="http://schemas.openxmlformats.org/markup-compatibility/2006" xmlns:aink="http://schemas.microsoft.com/office/drawing/2016/ink" xmlns:am3d="http://schemas.microsoft.com/office/drawing/2017/model3d" xmlns:o="urn:schemas-microsoft-com:office:office" xmlns:oel="http://schemas.microsoft.com/office/2019/extlst" xmlns:r="http://schemas.openxmlformats.org/officeDocument/2006/relationships" xmlns:m="http://schemas.openxmlformats.org/officeDocument/2006/math" xmlns:v="urn:schemas-microsoft-com:vml" xmlns:wp14="http://schemas.microsoft.com/office/word/2010/wordprocessingDrawing" xmlns:wp="http://schemas.openxmlformats.org/drawingml/2006/wordprocessingDrawing" xmlns:w10="urn:schemas-microsoft-com:office:word" xmlns:w="http://schemas.openxmlformats.org/wordprocessingml/2006/main" xmlns:w14="http://schemas.microsoft.com/office/word/2010/wordml" xmlns:w15="http://schemas.microsoft.com/office/word/2012/wordml" xmlns:w16cex="http://schemas.microsoft.com/office/word/2018/wordml/cex" xmlns:w16cid="http://schemas.microsoft.com/office/word/2016/wordml/cid" xmlns:w16="http://schemas.microsoft.com/office/word/2018/wordml" xmlns:w16du="http://schemas.microsoft.com/office/word/2023/wordml/word16du" xmlns:w16sdtdh="http://schemas.microsoft.com/office/word/2020/wordml/sdtdatahash" xmlns:w16sdtfl="http://schemas.microsoft.com/office/word/2024/wordml/sdtformatlock" xmlns:w16se="http://schemas.microsoft.com/office/word/2015/wordml/symex" xmlns:wpg="http://schemas.microsoft.com/office/word/2010/wordprocessingGroup" xmlns:wpi="http://schemas.microsoft.com/office/word/2010/wordprocessingInk" xmlns:wne="http://schemas.microsoft.com/office/word/2006/wordml" xmlns:wps="http://schemas.microsoft.com/office/word/2010/wordprocessingShape" mc:Ignorable="w14 w15 w16se w16cid w16 w16cex w16sdtdh w16sdtfl w16du wp14">
+  <w:sdt>
+    <w:sdtPr>
+      <w:id w:val="2057277499"/>
+      <w:docPartObj>
+        <w:docPartGallery w:val="Page Numbers (Bottom of Page)"/>
+        <w:docPartUnique/>
+      </w:docPartObj>
+    </w:sdtPr>
+    <w:sdtEndPr>
+      <w:rPr>
+        <w:noProof/>
+      </w:rPr>
+    </w:sdtEndPr>
+    <w:sdtContent>
+      <w:p>
+        <w:pPr>
+          <w:pStyle w:val="Footer"/>
+          <w:jc w:val="center"/>
+        </w:pPr>
+        <w:r>
+          <w:fldChar w:fldCharType="begin"/>
+        </w:r>
+        <w:r>
+          <w:instrText xml:space="preserve"> PAGE   \* MERGEFORMAT </w:instrText>
+        </w:r>
+        <w:r>
+          <w:fldChar w:fldCharType="separate"/>
+        </w:r>
+        <w:r>
+          <w:rPr>
+            <w:noProof/>
+          </w:rPr>
+          <w:t>2</w:t>
+        </w:r>
+        <w:r>
+          <w:rPr>
+            <w:noProof/>
+          </w:rPr>
+          <w:fldChar w:fldCharType="end"/>
+        </w:r>
+      </w:p>
+    </w:sdtContent>
+  </w:sdt>
+  <w:p>
+    <w:pPr>
+      <w:pStyle w:val="Footer"/>
+    </w:pPr>
+  </w:p>
+</w:ftr>
+</file>
+
+<file path=word/footnotes.xml><?xml version="1.0" encoding="utf-8"?>
+<w:footnotes xmlns:wpc="http://schemas.microsoft.com/office/word/2010/wordprocessingCanvas" xmlns:cx="http://schemas.microsoft.com/office/drawing/2014/chartex" xmlns:cx1="http://schemas.microsoft.com/office/drawing/2015/9/8/chartex" xmlns:cx2="http://schemas.microsoft.com/office/drawing/2015/10/21/chartex" xmlns:cx3="http://schemas.microsoft.com/office/drawing/2016/5/9/chartex" xmlns:cx4="http://schemas.microsoft.com/office/drawing/2016/5/10/chartex" xmlns:cx5="http://schemas.microsoft.com/office/drawing/2016/5/11/chartex" xmlns:cx6="http://schemas.microsoft.com/office/drawing/2016/5/12/chartex" xmlns:cx7="http://schemas.microsoft.com/office/drawing/2016/5/13/chartex" xmlns:cx8="http://schemas.microsoft.com/office/drawing/2016/5/14/chartex" xmlns:mc="http://schemas.openxmlformats.org/markup-compatibility/2006" xmlns:aink="http://schemas.microsoft.com/office/drawing/2016/ink" xmlns:am3d="http://schemas.microsoft.com/office/drawing/2017/model3d" xmlns:o="urn:schemas-microsoft-com:office:office" xmlns:oel="http://schemas.microsoft.com/office/2019/extlst" xmlns:r="http://schemas.openxmlformats.org/officeDocument/2006/relationships" xmlns:m="http://schemas.openxmlformats.org/officeDocument/2006/math" xmlns:v="urn:schemas-microsoft-com:vml" xmlns:wp14="http://schemas.microsoft.com/office/word/2010/wordprocessingDrawing" xmlns:wp="http://schemas.openxmlformats.org/drawingml/2006/wordprocessingDrawing" xmlns:w10="urn:schemas-microsoft-com:office:word" xmlns:w="http://schemas.openxmlformats.org/wordprocessingml/2006/main" xmlns:w14="http://schemas.microsoft.com/office/word/2010/wordml" xmlns:w15="http://schemas.microsoft.com/office/word/2012/wordml" xmlns:w16cex="http://schemas.microsoft.com/office/word/2018/wordml/cex" xmlns:w16cid="http://schemas.microsoft.com/office/word/2016/wordml/cid" xmlns:w16="http://schemas.microsoft.com/office/word/2018/wordml" xmlns:w16du="http://schemas.microsoft.com/office/word/2023/wordml/word16du" xmlns:w16sdtdh="http://schemas.microsoft.com/office/word/2020/wordml/sdtdatahash" xmlns:w16sdtfl="http://schemas.microsoft.com/office/word/2024/wordml/sdtformatlock" xmlns:w16se="http://schemas.microsoft.com/office/word/2015/wordml/symex" xmlns:wpg="http://schemas.microsoft.com/office/word/2010/wordprocessingGroup" xmlns:wpi="http://schemas.microsoft.com/office/word/2010/wordprocessingInk" xmlns:wne="http://schemas.microsoft.com/office/word/2006/wordml" xmlns:wps="http://schemas.microsoft.com/office/word/2010/wordprocessingShape" mc:Ignorable="w14 w15 w16se w16cid w16 w16cex w16sdtdh w16sdtfl w16du wp14">
+  <w:footnote w:type="separator" w:id="-1">
+    <w:p>
+      <w:pPr>
+        <w:spacing w:after="0" w:line="240" w:lineRule="auto"/>
+      </w:pPr>
+      <w:r>
+        <w:separator/>
+      </w:r>
+    </w:p>
+  </w:footnote>
+  <w:footnote w:type="continuationSeparator" w:id="0">
+    <w:p>
+      <w:pPr>
+        <w:spacing w:after="0" w:line="240" w:lineRule="auto"/>
+      </w:pPr>
+      <w:r>
+        <w:continuationSeparator/>
+      </w:r>
+    </w:p>
+  </w:footnote>
+</w:footnotes>
 </file>
 
 <file path=word/numbering.xml><?xml version="1.0" encoding="utf-8"?>
@@ -6800,6 +6844,7 @@
   <w:style w:type="character" w:default="1" w:styleId="DefaultParagraphFont">
     <w:name w:val="Default Paragraph Font"/>
     <w:uiPriority w:val="1"/>
+    <w:semiHidden/>
     <w:unhideWhenUsed/>
   </w:style>
   <w:style w:type="table" w:default="1" w:styleId="TableNormal">
@@ -7112,6 +7157,50 @@
       <w:color w:val="0F4761" w:themeColor="accent1" w:themeShade="BF"/>
       <w:spacing w:val="5"/>
     </w:rPr>
+  </w:style>
+  <w:style w:type="paragraph" w:styleId="Header">
+    <w:name w:val="header"/>
+    <w:basedOn w:val="Normal"/>
+    <w:link w:val="HeaderChar"/>
+    <w:uiPriority w:val="99"/>
+    <w:unhideWhenUsed/>
+    <w:rsid w:val="00320EC3"/>
+    <w:pPr>
+      <w:tabs>
+        <w:tab w:val="center" w:pos="4513"/>
+        <w:tab w:val="right" w:pos="9026"/>
+      </w:tabs>
+      <w:spacing w:after="0" w:line="240" w:lineRule="auto"/>
+    </w:pPr>
+  </w:style>
+  <w:style w:type="character" w:customStyle="1" w:styleId="HeaderChar">
+    <w:name w:val="Header Char"/>
+    <w:basedOn w:val="DefaultParagraphFont"/>
+    <w:link w:val="Header"/>
+    <w:uiPriority w:val="99"/>
+    <w:rsid w:val="00320EC3"/>
+  </w:style>
+  <w:style w:type="paragraph" w:styleId="Footer">
+    <w:name w:val="footer"/>
+    <w:basedOn w:val="Normal"/>
+    <w:link w:val="FooterChar"/>
+    <w:uiPriority w:val="99"/>
+    <w:unhideWhenUsed/>
+    <w:rsid w:val="00320EC3"/>
+    <w:pPr>
+      <w:tabs>
+        <w:tab w:val="center" w:pos="4513"/>
+        <w:tab w:val="right" w:pos="9026"/>
+      </w:tabs>
+      <w:spacing w:after="0" w:line="240" w:lineRule="auto"/>
+    </w:pPr>
+  </w:style>
+  <w:style w:type="character" w:customStyle="1" w:styleId="FooterChar">
+    <w:name w:val="Footer Char"/>
+    <w:basedOn w:val="DefaultParagraphFont"/>
+    <w:link w:val="Footer"/>
+    <w:uiPriority w:val="99"/>
+    <w:rsid w:val="00320EC3"/>
   </w:style>
 </w:styles>
 </file>
